--- a/Тестирование Гореловой.docx
+++ b/Тестирование Гореловой.docx
@@ -808,7 +808,18 @@
                 <w:szCs w:val="28"/>
                 <w:lang w:val="ru-RU"/>
               </w:rPr>
-              <w:t>видит список товаров при загрузге формы</w:t>
+              <w:t>видит список товаров при загрузке</w:t>
+            </w:r>
+            <w:bookmarkStart w:id="0" w:name="_GoBack"/>
+            <w:bookmarkEnd w:id="0"/>
+            <w:r>
+              <w:rPr>
+                <w:rFonts w:hint="default" w:ascii="Times New Roman" w:hAnsi="Times New Roman" w:cs="Times New Roman"/>
+                <w:sz w:val="28"/>
+                <w:szCs w:val="28"/>
+                <w:lang w:val="ru-RU"/>
+              </w:rPr>
+              <w:t xml:space="preserve"> формы</w:t>
             </w:r>
           </w:p>
         </w:tc>
@@ -1957,8 +1968,6 @@
           <w:u w:val="single"/>
         </w:rPr>
       </w:pPr>
-      <w:bookmarkStart w:id="0" w:name="_GoBack"/>
-      <w:bookmarkEnd w:id="0"/>
     </w:p>
     <w:p>
       <w:pPr>
@@ -4429,6 +4438,7 @@
   <w:style w:type="table" w:customStyle="1" w:styleId="6">
     <w:name w:val="Grid Table 1 Light Accent 1"/>
     <w:basedOn w:val="3"/>
+    <w:qFormat/>
     <w:uiPriority w:val="46"/>
     <w:pPr>
       <w:spacing w:after="0" w:line="240" w:lineRule="auto"/>
